--- a/ms-2026-05-28.docx
+++ b/ms-2026-05-28.docx
@@ -1306,6 +1306,7 @@
       </w:r>
       <w:r>
         <w:rPr>
+          <w:highlight w:val="cyan"/>
           <w:shd w:val="clear" w:color="auto" w:fill="FFFF00"/>
         </w:rPr>
         <w:t>(</w:t>
@@ -1509,6 +1510,9 @@
       </w:r>
       <w:r>
         <w:t>signature</w:t>
+      </w:r>
+      <w:r>
+        <w:t>s</w:t>
       </w:r>
       <w:r>
         <w:t xml:space="preserve">. Among these, InsDel2b is dominated by deletions of T from tracts of 5 to 7 Ts. InsDel2a and InsDel2c are dominated by deletions of </w:t>

--- a/ms-2026-05-28.docx
+++ b/ms-2026-05-28.docx
@@ -3408,6 +3408,7 @@
       </w:r>
       <w:commentRangeStart w:id="22"/>
       <w:commentRangeStart w:id="23"/>
+      <w:commentRangeStart w:id="24"/>
       <w:r>
         <w:rPr>
           <w:rFonts w:eastAsiaTheme="minorEastAsia"/>
@@ -3423,6 +3424,16 @@
           <w:szCs w:val="24"/>
         </w:rPr>
         <w:commentReference w:id="23"/>
+      </w:r>
+      <w:commentRangeEnd w:id="24"/>
+      <w:r>
+        <w:rPr>
+          <w:rStyle w:val="CommentReference"/>
+          <w:rFonts w:eastAsiaTheme="minorEastAsia"/>
+          <w:sz w:val="24"/>
+          <w:szCs w:val="24"/>
+        </w:rPr>
+        <w:commentReference w:id="24"/>
       </w:r>
       <w:commentRangeEnd w:id="22"/>
       <w:r>
@@ -4185,6 +4196,11 @@
       </w:r>
     </w:p>
     <w:p>
+      <w:pPr>
+        <w:rPr>
+          <w:ins w:id="25" w:author="Steve Rozen, Ph.D." w:date="2026-05-28T17:46:00Z" w16du:dateUtc="2026-05-28T21:46:00Z"/>
+        </w:rPr>
+      </w:pPr>
       <w:r>
         <w:lastRenderedPageBreak/>
         <w:t>For each strand asymmetry analyses (genic and intergenic region asymmetry</w:t>
@@ -4207,39 +4223,88 @@
       <w:r>
         <w:t xml:space="preserve"> indel mutations were split into two types and counted (genic vs intergenic mutation, leading strand vs lagging strand mutation, un-transcribed strand vs transcribed strand mutation). The two types were denoted as +/- strand mutations strand mutations in all three cases. The ratio of real somatic indels and the ratio of simulated somatic indels was calculated separately:</w:t>
       </w:r>
+      <w:ins w:id="26" w:author="Steve Rozen, Ph.D." w:date="2026-05-28T17:44:00Z" w16du:dateUtc="2026-05-28T21:44:00Z">
+        <w:r>
+          <w:t xml:space="preserve"> </w:t>
+        </w:r>
+      </w:ins>
+    </w:p>
+    <w:p>
+      <w:pPr>
+        <w:rPr>
+          <w:del w:id="27" w:author="Steve Rozen, Ph.D." w:date="2026-05-28T17:47:00Z" w16du:dateUtc="2026-05-28T21:47:00Z"/>
+        </w:rPr>
+      </w:pPr>
+      <w:ins w:id="28" w:author="Steve Rozen, Ph.D." w:date="2026-05-28T17:44:00Z" w16du:dateUtc="2026-05-28T21:44:00Z">
+        <w:r>
+          <w:t>ratio_value = (+ strand_mutation_counts)</w:t>
+        </w:r>
+      </w:ins>
+      <w:ins w:id="29" w:author="Steve Rozen, Ph.D." w:date="2026-05-28T17:45:00Z" w16du:dateUtc="2026-05-28T21:45:00Z">
+        <w:r>
+          <w:t>·</w:t>
+        </w:r>
+      </w:ins>
+      <w:ins w:id="30" w:author="Steve Rozen, Ph.D." w:date="2026-05-28T17:46:00Z" w16du:dateUtc="2026-05-28T21:46:00Z">
+        <w:r>
+          <w:t>(- strand_mutation_couunts)</w:t>
+        </w:r>
+        <w:r>
+          <w:rPr>
+            <w:vertAlign w:val="superscript"/>
+          </w:rPr>
+          <w:t>-1</w:t>
+        </w:r>
+      </w:ins>
+      <w:ins w:id="31" w:author="Steve Rozen, Ph.D." w:date="2026-05-28T17:47:00Z" w16du:dateUtc="2026-05-28T21:47:00Z">
+        <w:r>
+          <w:rPr>
+            <w:vertAlign w:val="superscript"/>
+          </w:rPr>
+          <w:t xml:space="preserve"> </w:t>
+        </w:r>
+      </w:ins>
     </w:p>
     <w:p>
       <m:oMathPara>
         <m:oMath>
           <m:r>
-            <w:rPr>
-              <w:rFonts w:ascii="Cambria Math" w:hAnsi="Cambria Math"/>
-            </w:rPr>
-            <m:t>Ratio Value=</m:t>
+            <w:del w:id="32" w:author="Steve Rozen, Ph.D." w:date="2026-05-28T17:47:00Z" w16du:dateUtc="2026-05-28T21:47:00Z">
+              <w:rPr>
+                <w:rFonts w:ascii="Cambria Math" w:hAnsi="Cambria Math"/>
+              </w:rPr>
+              <m:t>Ratio Value=</m:t>
+            </w:del>
           </m:r>
           <m:f>
             <m:fPr>
               <m:ctrlPr>
-                <w:rPr>
-                  <w:rFonts w:ascii="Cambria Math" w:hAnsi="Cambria Math"/>
-                  <w:i/>
-                </w:rPr>
+                <w:del w:id="33" w:author="Steve Rozen, Ph.D." w:date="2026-05-28T17:47:00Z" w16du:dateUtc="2026-05-28T21:47:00Z">
+                  <w:rPr>
+                    <w:rFonts w:ascii="Cambria Math" w:hAnsi="Cambria Math"/>
+                    <w:i/>
+                  </w:rPr>
+                </w:del>
               </m:ctrlPr>
             </m:fPr>
             <m:num>
               <m:r>
-                <w:rPr>
-                  <w:rFonts w:ascii="Cambria Math" w:hAnsi="Cambria Math"/>
-                </w:rPr>
-                <m:t>+ strand mutation counts</m:t>
+                <w:del w:id="34" w:author="Steve Rozen, Ph.D." w:date="2026-05-28T17:47:00Z" w16du:dateUtc="2026-05-28T21:47:00Z">
+                  <w:rPr>
+                    <w:rFonts w:ascii="Cambria Math" w:hAnsi="Cambria Math"/>
+                  </w:rPr>
+                  <m:t>+ strand mutation counts</m:t>
+                </w:del>
               </m:r>
             </m:num>
             <m:den>
               <m:r>
-                <w:rPr>
-                  <w:rFonts w:ascii="Cambria Math" w:hAnsi="Cambria Math"/>
-                </w:rPr>
-                <m:t>- strand mutation counts</m:t>
+                <w:del w:id="35" w:author="Steve Rozen, Ph.D." w:date="2026-05-28T17:47:00Z" w16du:dateUtc="2026-05-28T21:47:00Z">
+                  <w:rPr>
+                    <w:rFonts w:ascii="Cambria Math" w:hAnsi="Cambria Math"/>
+                  </w:rPr>
+                  <m:t>- strand mutation counts</m:t>
+                </w:del>
               </m:r>
             </m:den>
           </m:f>
@@ -4250,54 +4315,142 @@
       <w:pPr>
         <w:ind w:firstLine="0"/>
         <w:rPr>
+          <w:del w:id="36" w:author="Steve Rozen, Ph.D." w:date="2026-05-28T17:49:00Z" w16du:dateUtc="2026-05-28T21:49:00Z"/>
           <w:shd w:val="clear" w:color="auto" w:fill="FFFF00"/>
         </w:rPr>
       </w:pPr>
+      <w:ins w:id="37" w:author="Steve Rozen, Ph.D." w:date="2026-05-28T17:48:00Z" w16du:dateUtc="2026-05-28T21:48:00Z">
+        <w:r>
+          <w:rPr>
+            <w:shd w:val="clear" w:color="auto" w:fill="FFFF00"/>
+          </w:rPr>
+          <w:t>We ca</w:t>
+        </w:r>
+      </w:ins>
+      <w:ins w:id="38" w:author="Steve Rozen, Ph.D." w:date="2026-05-28T17:49:00Z" w16du:dateUtc="2026-05-28T21:49:00Z">
+        <w:r>
+          <w:rPr>
+            <w:shd w:val="clear" w:color="auto" w:fill="FFFF00"/>
+          </w:rPr>
+          <w:t xml:space="preserve">lculated the </w:t>
+        </w:r>
+      </w:ins>
+      <w:del w:id="39" w:author="Steve Rozen, Ph.D." w:date="2026-05-28T17:49:00Z" w16du:dateUtc="2026-05-28T21:49:00Z">
+        <w:r>
+          <w:rPr>
+            <w:shd w:val="clear" w:color="auto" w:fill="FFFF00"/>
+          </w:rPr>
+          <w:delText>O</w:delText>
+        </w:r>
+      </w:del>
+      <w:ins w:id="40" w:author="Steve Rozen, Ph.D." w:date="2026-05-28T17:49:00Z" w16du:dateUtc="2026-05-28T21:49:00Z">
+        <w:r>
+          <w:rPr>
+            <w:shd w:val="clear" w:color="auto" w:fill="FFFF00"/>
+          </w:rPr>
+          <w:t>os</w:t>
+        </w:r>
+      </w:ins>
       <w:r>
         <w:rPr>
           <w:shd w:val="clear" w:color="auto" w:fill="FFFF00"/>
         </w:rPr>
-        <w:t>Odds ratio between the ratio of real somatic indels and the ratio of simulated somatic indels was calculated</w:t>
-      </w:r>
+        <w:t xml:space="preserve">dds ratio between the </w:t>
+      </w:r>
+      <w:ins w:id="41" w:author="Steve Rozen, Ph.D." w:date="2026-05-28T17:48:00Z" w16du:dateUtc="2026-05-28T21:48:00Z">
+        <w:r>
+          <w:rPr>
+            <w:shd w:val="clear" w:color="auto" w:fill="FFFF00"/>
+          </w:rPr>
+          <w:t xml:space="preserve">strand </w:t>
+        </w:r>
+      </w:ins>
       <w:r>
         <w:rPr>
           <w:shd w:val="clear" w:color="auto" w:fill="FFFF00"/>
         </w:rPr>
-        <w:t xml:space="preserve"> as</w:t>
-      </w:r>
+        <w:t xml:space="preserve">ratio of real somatic indels and the </w:t>
+      </w:r>
+      <w:ins w:id="42" w:author="Steve Rozen, Ph.D." w:date="2026-05-28T17:48:00Z" w16du:dateUtc="2026-05-28T21:48:00Z">
+        <w:r>
+          <w:rPr>
+            <w:shd w:val="clear" w:color="auto" w:fill="FFFF00"/>
+          </w:rPr>
+          <w:t xml:space="preserve">strand </w:t>
+        </w:r>
+      </w:ins>
+      <w:r>
+        <w:rPr>
+          <w:shd w:val="clear" w:color="auto" w:fill="FFFF00"/>
+        </w:rPr>
+        <w:t>ratio of simulated somatic indels</w:t>
+      </w:r>
+      <w:ins w:id="43" w:author="Steve Rozen, Ph.D." w:date="2026-05-28T17:49:00Z" w16du:dateUtc="2026-05-28T21:49:00Z">
+        <w:r>
+          <w:rPr>
+            <w:shd w:val="clear" w:color="auto" w:fill="FFFF00"/>
+          </w:rPr>
+          <w:t>.</w:t>
+        </w:r>
+      </w:ins>
+      <w:del w:id="44" w:author="Steve Rozen, Ph.D." w:date="2026-05-28T17:49:00Z" w16du:dateUtc="2026-05-28T21:49:00Z">
+        <w:r>
+          <w:rPr>
+            <w:shd w:val="clear" w:color="auto" w:fill="FFFF00"/>
+          </w:rPr>
+          <w:delText xml:space="preserve"> was calculated</w:delText>
+        </w:r>
+        <w:r>
+          <w:rPr>
+            <w:shd w:val="clear" w:color="auto" w:fill="FFFF00"/>
+          </w:rPr>
+          <w:delText xml:space="preserve"> as</w:delText>
+        </w:r>
+      </w:del>
     </w:p>
     <w:p>
+      <w:pPr>
+        <w:ind w:firstLine="0"/>
+      </w:pPr>
       <m:oMathPara>
         <m:oMath>
           <m:r>
-            <w:rPr>
-              <w:rFonts w:ascii="Cambria Math" w:hAnsi="Cambria Math"/>
-            </w:rPr>
-            <m:t>Odds Ratio=</m:t>
+            <w:del w:id="45" w:author="Steve Rozen, Ph.D." w:date="2026-05-28T17:49:00Z" w16du:dateUtc="2026-05-28T21:49:00Z">
+              <w:rPr>
+                <w:rFonts w:ascii="Cambria Math" w:hAnsi="Cambria Math"/>
+              </w:rPr>
+              <m:t>Odds Ratio=</m:t>
+            </w:del>
           </m:r>
           <m:f>
             <m:fPr>
               <m:ctrlPr>
-                <w:rPr>
-                  <w:rFonts w:ascii="Cambria Math" w:hAnsi="Cambria Math"/>
-                  <w:i/>
-                </w:rPr>
+                <w:del w:id="46" w:author="Steve Rozen, Ph.D." w:date="2026-05-28T17:49:00Z" w16du:dateUtc="2026-05-28T21:49:00Z">
+                  <w:rPr>
+                    <w:rFonts w:ascii="Cambria Math" w:hAnsi="Cambria Math"/>
+                    <w:i/>
+                  </w:rPr>
+                </w:del>
               </m:ctrlPr>
             </m:fPr>
             <m:num>
               <m:r>
-                <w:rPr>
-                  <w:rFonts w:ascii="Cambria Math" w:hAnsi="Cambria Math"/>
-                </w:rPr>
-                <m:t>Real Ratio Value</m:t>
+                <w:del w:id="47" w:author="Steve Rozen, Ph.D." w:date="2026-05-28T17:49:00Z" w16du:dateUtc="2026-05-28T21:49:00Z">
+                  <w:rPr>
+                    <w:rFonts w:ascii="Cambria Math" w:hAnsi="Cambria Math"/>
+                  </w:rPr>
+                  <m:t>Real Ratio Value</m:t>
+                </w:del>
               </m:r>
             </m:num>
             <m:den>
               <m:r>
-                <w:rPr>
-                  <w:rFonts w:ascii="Cambria Math" w:hAnsi="Cambria Math"/>
-                </w:rPr>
-                <m:t>Simulation Ratio Value</m:t>
+                <w:del w:id="48" w:author="Steve Rozen, Ph.D." w:date="2026-05-28T17:49:00Z" w16du:dateUtc="2026-05-28T21:49:00Z">
+                  <w:rPr>
+                    <w:rFonts w:ascii="Cambria Math" w:hAnsi="Cambria Math"/>
+                  </w:rPr>
+                  <m:t>Simulation Ratio Value</m:t>
+                </w:del>
               </m:r>
             </m:den>
           </m:f>
@@ -4308,9 +4461,16 @@
       <w:pPr>
         <w:ind w:firstLine="0"/>
       </w:pPr>
-      <w:r>
-        <w:t xml:space="preserve">And </w:t>
-      </w:r>
+      <w:ins w:id="49" w:author="Steve Rozen, Ph.D." w:date="2026-05-28T17:50:00Z" w16du:dateUtc="2026-05-28T21:50:00Z">
+        <w:r>
+          <w:t xml:space="preserve">We then calculated </w:t>
+        </w:r>
+      </w:ins>
+      <w:del w:id="50" w:author="Steve Rozen, Ph.D." w:date="2026-05-28T17:50:00Z" w16du:dateUtc="2026-05-28T21:50:00Z">
+        <w:r>
+          <w:delText xml:space="preserve">And </w:delText>
+        </w:r>
+      </w:del>
       <w:r>
         <w:t>p values were calculated for the odds ratio using Fisher’s exact test. Only strand asymmetries with p value &gt; 0.05 were considered showing strand asymmetries.</w:t>
       </w:r>
@@ -4355,12 +4515,14 @@
       </w:r>
     </w:p>
     <w:p>
-      <w:r>
-        <w:t xml:space="preserve">Replication timing mutation counts were generated for both real and simulated somatic indels. To classify whether the replication timing mutation density was increasing, flat, or </w:t>
-      </w:r>
+      <w:pPr>
+        <w:rPr>
+          <w:del w:id="51" w:author="Steve Rozen, Ph.D." w:date="2026-05-28T17:42:00Z" w16du:dateUtc="2026-05-28T21:42:00Z"/>
+        </w:rPr>
+      </w:pPr>
       <w:r>
         <w:lastRenderedPageBreak/>
-        <w:t>decreasing, two linear regression models were fitted to the values of the real somatic indels count R(X</w:t>
+        <w:t>Replication timing mutation counts were generated for both real and simulated somatic indels. To classify whether the replication timing mutation density was increasing, flat, or decreasing, two linear regression models were fitted to the values of the real somatic indels count R(X</w:t>
       </w:r>
       <w:r>
         <w:rPr>
@@ -4434,10 +4596,41 @@
       <w:r>
         <w:t>), respectively.</w:t>
       </w:r>
+      <w:ins w:id="52" w:author="Steve Rozen, Ph.D." w:date="2026-05-28T17:41:00Z" w16du:dateUtc="2026-05-28T21:41:00Z">
+        <w:r>
+          <w:t xml:space="preserve"> The two models are </w:t>
+        </w:r>
+        <w:r>
+          <w:rPr>
+            <w:i/>
+            <w:iCs/>
+          </w:rPr>
+          <w:t>lm(R ~ c )</w:t>
+        </w:r>
+        <w:r>
+          <w:t xml:space="preserve"> and </w:t>
+        </w:r>
+        <w:r>
+          <w:rPr>
+            <w:i/>
+            <w:iCs/>
+          </w:rPr>
+          <w:t>lm(S ~ c)</w:t>
+        </w:r>
+        <w:r>
+          <w:t>,</w:t>
+        </w:r>
+      </w:ins>
+      <w:ins w:id="53" w:author="Steve Rozen, Ph.D." w:date="2026-05-28T17:42:00Z" w16du:dateUtc="2026-05-28T21:42:00Z">
+        <w:r>
+          <w:t xml:space="preserve"> where </w:t>
+        </w:r>
+      </w:ins>
     </w:p>
     <w:p>
       <w:pPr>
         <w:rPr>
+          <w:del w:id="54" w:author="Steve Rozen, Ph.D." w:date="2026-05-28T17:42:00Z" w16du:dateUtc="2026-05-28T21:42:00Z"/>
           <w:sz w:val="20"/>
           <w:szCs w:val="21"/>
         </w:rPr>
@@ -4445,10 +4638,12 @@
       <m:oMathPara>
         <m:oMath>
           <m:r>
-            <w:rPr>
-              <w:rFonts w:ascii="Cambria Math" w:hAnsi="Cambria Math"/>
-            </w:rPr>
-            <m:t>lm( R ~ c)</m:t>
+            <w:del w:id="55" w:author="Steve Rozen, Ph.D." w:date="2026-05-28T17:42:00Z" w16du:dateUtc="2026-05-28T21:42:00Z">
+              <w:rPr>
+                <w:rFonts w:ascii="Cambria Math" w:hAnsi="Cambria Math"/>
+              </w:rPr>
+              <m:t>lm( R ~ c)</m:t>
+            </w:del>
           </m:r>
         </m:oMath>
       </m:oMathPara>
@@ -4456,23 +4651,31 @@
     <w:p>
       <w:pPr>
         <w:rPr>
+          <w:del w:id="56" w:author="Steve Rozen, Ph.D." w:date="2026-05-28T17:42:00Z" w16du:dateUtc="2026-05-28T21:42:00Z"/>
           <w:shd w:val="clear" w:color="auto" w:fill="FFFF00"/>
         </w:rPr>
       </w:pPr>
       <m:oMathPara>
         <m:oMath>
           <m:r>
-            <w:rPr>
-              <w:rFonts w:ascii="Cambria Math" w:hAnsi="Cambria Math"/>
-            </w:rPr>
-            <m:t>lm( S ~ c)</m:t>
+            <w:del w:id="57" w:author="Steve Rozen, Ph.D." w:date="2026-05-28T17:42:00Z" w16du:dateUtc="2026-05-28T21:42:00Z">
+              <w:rPr>
+                <w:rFonts w:ascii="Cambria Math" w:hAnsi="Cambria Math"/>
+              </w:rPr>
+              <m:t>lm( S ~ c)</m:t>
+            </w:del>
           </m:r>
         </m:oMath>
       </m:oMathPara>
     </w:p>
     <w:p>
-      <w:r>
-        <w:t>In the above formula, replication timing denotes a vector c(1,2,3 … 10).</w:t>
+      <w:del w:id="58" w:author="Steve Rozen, Ph.D." w:date="2026-05-28T17:42:00Z" w16du:dateUtc="2026-05-28T21:42:00Z">
+        <w:r>
+          <w:delText>In the above formula,</w:delText>
+        </w:r>
+      </w:del>
+      <w:r>
+        <w:t xml:space="preserve"> replication timing denotes a vector c(1,2,3 … 10).</w:t>
       </w:r>
     </w:p>
     <w:p>
@@ -4533,29 +4736,52 @@
         <w:t>83-type</w:t>
       </w:r>
       <w:r>
-        <w:t xml:space="preserve"> signature for the two dataset were the same, a third multiple linear regression model was fitted. </w:t>
-      </w:r>
+        <w:t xml:space="preserve"> signature for the two dataset were the same, a third multiple linear regression model was fitted</w:t>
+      </w:r>
+      <w:ins w:id="59" w:author="Steve Rozen, Ph.D." w:date="2026-05-28T17:42:00Z" w16du:dateUtc="2026-05-28T21:42:00Z">
+        <w:r>
+          <w:t xml:space="preserve">: </w:t>
+        </w:r>
+        <w:r>
+          <w:rPr>
+            <w:i/>
+            <w:iCs/>
+          </w:rPr>
+          <w:t>lm(R ~ S + c)</w:t>
+        </w:r>
+      </w:ins>
+      <w:del w:id="60" w:author="Steve Rozen, Ph.D." w:date="2026-05-28T17:42:00Z" w16du:dateUtc="2026-05-28T21:42:00Z">
+        <w:r>
+          <w:delText xml:space="preserve">. </w:delText>
+        </w:r>
+      </w:del>
     </w:p>
     <w:p>
       <m:oMathPara>
         <m:oMath>
           <m:r>
-            <w:rPr>
-              <w:rFonts w:ascii="Cambria Math" w:hAnsi="Cambria Math"/>
-            </w:rPr>
-            <m:t>lm( R ~ S+</m:t>
+            <w:del w:id="61" w:author="Steve Rozen, Ph.D." w:date="2026-05-28T17:43:00Z" w16du:dateUtc="2026-05-28T21:43:00Z">
+              <w:rPr>
+                <w:rFonts w:ascii="Cambria Math" w:hAnsi="Cambria Math"/>
+              </w:rPr>
+              <m:t>lm( R ~ S+</m:t>
+            </w:del>
           </m:r>
           <m:r>
-            <w:rPr>
-              <w:rFonts w:ascii="Cambria Math" w:hAnsi="Cambria Math" w:hint="eastAsia"/>
-            </w:rPr>
-            <m:t>c</m:t>
+            <w:del w:id="62" w:author="Steve Rozen, Ph.D." w:date="2026-05-28T17:43:00Z" w16du:dateUtc="2026-05-28T21:43:00Z">
+              <w:rPr>
+                <w:rFonts w:ascii="Cambria Math" w:hAnsi="Cambria Math" w:hint="eastAsia"/>
+              </w:rPr>
+              <m:t>c</m:t>
+            </w:del>
           </m:r>
           <m:r>
-            <w:rPr>
-              <w:rFonts w:ascii="Cambria Math" w:hAnsi="Cambria Math"/>
-            </w:rPr>
-            <m:t>)</m:t>
+            <w:del w:id="63" w:author="Steve Rozen, Ph.D." w:date="2026-05-28T17:43:00Z" w16du:dateUtc="2026-05-28T21:43:00Z">
+              <w:rPr>
+                <w:rFonts w:ascii="Cambria Math" w:hAnsi="Cambria Math"/>
+              </w:rPr>
+              <m:t>)</m:t>
+            </w:del>
           </m:r>
         </m:oMath>
       </m:oMathPara>
@@ -4594,7 +4820,11 @@
         <w:t>83-type</w:t>
       </w:r>
       <w:r>
-        <w:t xml:space="preserve"> signature was considered to be increasing from early to late replicating regions; if the coefficient of replication timing &lt; 0, an </w:t>
+        <w:t xml:space="preserve"> signature was considered to be increasing from early to late replicating </w:t>
+      </w:r>
+      <w:r>
+        <w:lastRenderedPageBreak/>
+        <w:t xml:space="preserve">regions; if the coefficient of replication timing &lt; 0, an </w:t>
       </w:r>
       <w:r>
         <w:rPr>
@@ -4616,7 +4846,6 @@
         <w:rPr>
           <w:rFonts w:eastAsia="SimSun"/>
         </w:rPr>
-        <w:lastRenderedPageBreak/>
         <w:t>For an 89-type signature, the replication timing trend was determined by real data only. A linear regression model was fitted for real mutation counts within the corresponding replication timing deciles. Same as 83-type signatures, the significance of the model and the value of the slope m determined the increasing, decreasing, flat trends.</w:t>
       </w:r>
     </w:p>
@@ -5012,7 +5241,7 @@
       <w:pPr>
         <w:pStyle w:val="Bibliography1"/>
       </w:pPr>
-      <w:bookmarkStart w:id="24" w:name="ZOTERO_BREF_LiVs887hgA47"/>
+      <w:bookmarkStart w:id="64" w:name="ZOTERO_BREF_LiVs887hgA47"/>
       <w:r>
         <w:t xml:space="preserve">Alexandrov, Ludmil B., Young Seok Ju, Kerstin Haase, et al. 2016. ‘Mutational Signatures Associated with Tobacco Smoking in Human Cancer’. </w:t>
       </w:r>
@@ -5437,7 +5666,7 @@
       <w:r>
         <w:t xml:space="preserve"> 52 (11): 1189–97. https://doi.org/10.1038/s41588-020-0692-4.</w:t>
       </w:r>
-      <w:bookmarkEnd w:id="24"/>
+      <w:bookmarkEnd w:id="64"/>
     </w:p>
     <w:p/>
     <w:p>
@@ -19544,6 +19773,23 @@
       </w:r>
     </w:p>
   </w:comment>
+  <w:comment w:id="24" w:author="Steve Rozen, Ph.D." w:date="2026-05-28T17:52:00Z" w:initials="SR">
+    <w:p>
+      <w:pPr>
+        <w:pStyle w:val="CommentText"/>
+        <w:ind w:firstLine="0"/>
+      </w:pPr>
+      <w:r>
+        <w:rPr>
+          <w:rStyle w:val="CommentReference"/>
+        </w:rPr>
+        <w:annotationRef/>
+      </w:r>
+      <w:r>
+        <w:t>Which ones do we supply that COSMIC does not, and are there any discordances between what we get and COSMIC for signatures that COSMIC does have topographical annotations for?</w:t>
+      </w:r>
+    </w:p>
+  </w:comment>
   <w:comment w:id="22" w:author="Mo Liu" w:date="2026-05-25T13:45:00Z" w:initials="ML">
     <w:p>
       <w:pPr>
@@ -19573,6 +19819,7 @@
   <w15:commentEx w15:paraId="5560E8AC" w15:done="0"/>
   <w15:commentEx w15:paraId="5ACBAE78" w15:done="0"/>
   <w15:commentEx w15:paraId="08C1047F" w15:done="0"/>
+  <w15:commentEx w15:paraId="19095E2F" w15:paraIdParent="08C1047F" w15:done="0"/>
   <w15:commentEx w15:paraId="01CAE88D" w15:done="0"/>
 </w15:commentsEx>
 </file>
@@ -19580,6 +19827,7 @@
 <file path=word/commentsExtensible.xml><?xml version="1.0" encoding="utf-8"?>
 <w16cex:commentsExtensible xmlns:wpc="http://schemas.microsoft.com/office/word/2010/wordprocessingCanvas" xmlns:cx="http://schemas.microsoft.com/office/drawing/2014/chartex" xmlns:cx1="http://schemas.microsoft.com/office/drawing/2015/9/8/chartex" xmlns:cx2="http://schemas.microsoft.com/office/drawing/2015/10/21/chartex" xmlns:cx3="http://schemas.microsoft.com/office/drawing/2016/5/9/chartex" xmlns:cx4="http://schemas.microsoft.com/office/drawing/2016/5/10/chartex" xmlns:cx5="http://schemas.microsoft.com/office/drawing/2016/5/11/chartex" xmlns:cx6="http://schemas.microsoft.com/office/drawing/2016/5/12/chartex" xmlns:cx7="http://schemas.microsoft.com/office/drawing/2016/5/13/chartex" xmlns:cx8="http://schemas.microsoft.com/office/drawing/2016/5/14/chartex" xmlns:cr="http://schemas.microsoft.com/office/comments/2020/reactions" xmlns:mc="http://schemas.openxmlformats.org/markup-compatibility/2006" xmlns:aink="http://schemas.microsoft.com/office/drawing/2016/ink" xmlns:am3d="http://schemas.microsoft.com/office/drawing/2017/model3d" xmlns:o="urn:schemas-microsoft-com:office:office" xmlns:oel="http://schemas.microsoft.com/office/2019/extlst" xmlns:r="http://schemas.openxmlformats.org/officeDocument/2006/relationships" xmlns:m="http://schemas.openxmlformats.org/officeDocument/2006/math" xmlns:v="urn:schemas-microsoft-com:vml" xmlns:wp14="http://schemas.microsoft.com/office/word/2010/wordprocessingDrawing" xmlns:wp="http://schemas.openxmlformats.org/drawingml/2006/wordprocessingDrawing" xmlns:w10="urn:schemas-microsoft-com:office:word" xmlns:w="http://schemas.openxmlformats.org/wordprocessingml/2006/main" xmlns:w14="http://schemas.microsoft.com/office/word/2010/wordml" xmlns:w15="http://schemas.microsoft.com/office/word/2012/wordml" xmlns:w16cex="http://schemas.microsoft.com/office/word/2018/wordml/cex" xmlns:w16cid="http://schemas.microsoft.com/office/word/2016/wordml/cid" xmlns:w16="http://schemas.microsoft.com/office/word/2018/wordml" xmlns:w16du="http://schemas.microsoft.com/office/word/2023/wordml/word16du" xmlns:w16sdtdh="http://schemas.microsoft.com/office/word/2020/wordml/sdtdatahash" xmlns:w16sdtfl="http://schemas.microsoft.com/office/word/2024/wordml/sdtformatlock" xmlns:w16se="http://schemas.microsoft.com/office/word/2015/wordml/symex" xmlns:wpg="http://schemas.microsoft.com/office/word/2010/wordprocessingGroup" xmlns:wpi="http://schemas.microsoft.com/office/word/2010/wordprocessingInk" xmlns:wne="http://schemas.microsoft.com/office/word/2006/wordml" xmlns:wps="http://schemas.microsoft.com/office/word/2010/wordprocessingShape" mc:Ignorable="w14 w15 w16se w16cid w16 w16cex w16sdtdh w16sdtfl cr w16du wp14">
   <w16cex:commentExtensible w16cex:durableId="42FBAFDF" w16cex:dateUtc="2026-05-26T00:41:00Z"/>
+  <w16cex:commentExtensible w16cex:durableId="5543374B" w16cex:dateUtc="2026-05-28T21:52:00Z"/>
 </w16cex:commentsExtensible>
 </file>
 
@@ -19591,6 +19839,7 @@
   <w16cid:commentId w16cid:paraId="5560E8AC" w16cid:durableId="2DC022B2"/>
   <w16cid:commentId w16cid:paraId="5ACBAE78" w16cid:durableId="42FBAFDF"/>
   <w16cid:commentId w16cid:paraId="08C1047F" w16cid:durableId="7D68DF36"/>
+  <w16cid:commentId w16cid:paraId="19095E2F" w16cid:durableId="5543374B"/>
   <w16cid:commentId w16cid:paraId="01CAE88D" w16cid:durableId="2DC022B3"/>
 </w16cid:commentsIds>
 </file>
@@ -20566,6 +20815,9 @@
 <w15:people xmlns:wpc="http://schemas.microsoft.com/office/word/2010/wordprocessingCanvas" xmlns:cx="http://schemas.microsoft.com/office/drawing/2014/chartex" xmlns:cx1="http://schemas.microsoft.com/office/drawing/2015/9/8/chartex" xmlns:cx2="http://schemas.microsoft.com/office/drawing/2015/10/21/chartex" xmlns:cx3="http://schemas.microsoft.com/office/drawing/2016/5/9/chartex" xmlns:cx4="http://schemas.microsoft.com/office/drawing/2016/5/10/chartex" xmlns:cx5="http://schemas.microsoft.com/office/drawing/2016/5/11/chartex" xmlns:cx6="http://schemas.microsoft.com/office/drawing/2016/5/12/chartex" xmlns:cx7="http://schemas.microsoft.com/office/drawing/2016/5/13/chartex" xmlns:cx8="http://schemas.microsoft.com/office/drawing/2016/5/14/chartex" xmlns:mc="http://schemas.openxmlformats.org/markup-compatibility/2006" xmlns:aink="http://schemas.microsoft.com/office/drawing/2016/ink" xmlns:am3d="http://schemas.microsoft.com/office/drawing/2017/model3d" xmlns:o="urn:schemas-microsoft-com:office:office" xmlns:oel="http://schemas.microsoft.com/office/2019/extlst" xmlns:r="http://schemas.openxmlformats.org/officeDocument/2006/relationships" xmlns:m="http://schemas.openxmlformats.org/officeDocument/2006/math" xmlns:v="urn:schemas-microsoft-com:vml" xmlns:wp14="http://schemas.microsoft.com/office/word/2010/wordprocessingDrawing" xmlns:wp="http://schemas.openxmlformats.org/drawingml/2006/wordprocessingDrawing" xmlns:w10="urn:schemas-microsoft-com:office:word" xmlns:w="http://schemas.openxmlformats.org/wordprocessingml/2006/main" xmlns:w14="http://schemas.microsoft.com/office/word/2010/wordml" xmlns:w15="http://schemas.microsoft.com/office/word/2012/wordml" xmlns:w16cex="http://schemas.microsoft.com/office/word/2018/wordml/cex" xmlns:w16cid="http://schemas.microsoft.com/office/word/2016/wordml/cid" xmlns:w16="http://schemas.microsoft.com/office/word/2018/wordml" xmlns:w16du="http://schemas.microsoft.com/office/word/2023/wordml/word16du" xmlns:w16sdtdh="http://schemas.microsoft.com/office/word/2020/wordml/sdtdatahash" xmlns:w16sdtfl="http://schemas.microsoft.com/office/word/2024/wordml/sdtformatlock" xmlns:w16se="http://schemas.microsoft.com/office/word/2015/wordml/symex" xmlns:wpg="http://schemas.microsoft.com/office/word/2010/wordprocessingGroup" xmlns:wpi="http://schemas.microsoft.com/office/word/2010/wordprocessingInk" xmlns:wne="http://schemas.microsoft.com/office/word/2006/wordml" xmlns:wps="http://schemas.microsoft.com/office/word/2010/wordprocessingShape" mc:Ignorable="w14 w15 w16se w16cid w16 w16cex w16sdtdh w16sdtfl w16du wp14">
   <w15:person w15:author="Mo Liu">
     <w15:presenceInfo w15:providerId="Windows Live" w15:userId="e9c7212a1ac174da"/>
+  </w15:person>
+  <w15:person w15:author="Steve Rozen, Ph.D.">
+    <w15:presenceInfo w15:providerId="AD" w15:userId="S::sr110@duke.edu::353c2d17-3cdb-4a29-814d-ac1fc6c1765d"/>
   </w15:person>
 </w15:people>
 </file>
